--- a/documentation/Meteor - Documentation Technique.docx
+++ b/documentation/Meteor - Documentation Technique.docx
@@ -1,6 +1,6 @@
 
 <file path=word/document.xml><?xml version="1.0" encoding="utf-8"?>
-<w:document xmlns:wpc="http://schemas.microsoft.com/office/word/2010/wordprocessingCanvas" xmlns:cx="http://schemas.microsoft.com/office/drawing/2014/chartex" xmlns:cx1="http://schemas.microsoft.com/office/drawing/2015/9/8/chartex" xmlns:cx2="http://schemas.microsoft.com/office/drawing/2015/10/21/chartex" xmlns:cx3="http://schemas.microsoft.com/office/drawing/2016/5/9/chartex" xmlns:cx4="http://schemas.microsoft.com/office/drawing/2016/5/10/chartex" xmlns:cx5="http://schemas.microsoft.com/office/drawing/2016/5/11/chartex" xmlns:cx6="http://schemas.microsoft.com/office/drawing/2016/5/12/chartex" xmlns:cx7="http://schemas.microsoft.com/office/drawing/2016/5/13/chartex" xmlns:cx8="http://schemas.microsoft.com/office/drawing/2016/5/14/chartex" xmlns:mc="http://schemas.openxmlformats.org/markup-compatibility/2006" xmlns:aink="http://schemas.microsoft.com/office/drawing/2016/ink" xmlns:am3d="http://schemas.microsoft.com/office/drawing/2017/model3d" xmlns:o="urn:schemas-microsoft-com:office:office" xmlns:oel="http://schemas.microsoft.com/office/2019/extlst" xmlns:r="http://schemas.openxmlformats.org/officeDocument/2006/relationships" xmlns:m="http://schemas.openxmlformats.org/officeDocument/2006/math" xmlns:v="urn:schemas-microsoft-com:vml" xmlns:wp14="http://schemas.microsoft.com/office/word/2010/wordprocessingDrawing" xmlns:wp="http://schemas.openxmlformats.org/drawingml/2006/wordprocessingDrawing" xmlns:w10="urn:schemas-microsoft-com:office:word" xmlns:w="http://schemas.openxmlformats.org/wordprocessingml/2006/main" xmlns:w14="http://schemas.microsoft.com/office/word/2010/wordml" xmlns:w15="http://schemas.microsoft.com/office/word/2012/wordml" xmlns:w16cex="http://schemas.microsoft.com/office/word/2018/wordml/cex" xmlns:w16cid="http://schemas.microsoft.com/office/word/2016/wordml/cid" xmlns:w16="http://schemas.microsoft.com/office/word/2018/wordml" xmlns:w16du="http://schemas.microsoft.com/office/word/2023/wordml/word16du" xmlns:w16sdtdh="http://schemas.microsoft.com/office/word/2020/wordml/sdtdatahash" xmlns:w16se="http://schemas.microsoft.com/office/word/2015/wordml/symex" xmlns:wpg="http://schemas.microsoft.com/office/word/2010/wordprocessingGroup" xmlns:wpi="http://schemas.microsoft.com/office/word/2010/wordprocessingInk" xmlns:wne="http://schemas.microsoft.com/office/word/2006/wordml" xmlns:wps="http://schemas.microsoft.com/office/word/2010/wordprocessingShape" mc:Ignorable="w14 w15 w16se w16cid w16 w16cex w16sdtdh w16du wp14">
+<w:document xmlns:wpc="http://schemas.microsoft.com/office/word/2010/wordprocessingCanvas" xmlns:cx="http://schemas.microsoft.com/office/drawing/2014/chartex" xmlns:cx1="http://schemas.microsoft.com/office/drawing/2015/9/8/chartex" xmlns:cx2="http://schemas.microsoft.com/office/drawing/2015/10/21/chartex" xmlns:cx3="http://schemas.microsoft.com/office/drawing/2016/5/9/chartex" xmlns:cx4="http://schemas.microsoft.com/office/drawing/2016/5/10/chartex" xmlns:cx5="http://schemas.microsoft.com/office/drawing/2016/5/11/chartex" xmlns:cx6="http://schemas.microsoft.com/office/drawing/2016/5/12/chartex" xmlns:cx7="http://schemas.microsoft.com/office/drawing/2016/5/13/chartex" xmlns:cx8="http://schemas.microsoft.com/office/drawing/2016/5/14/chartex" xmlns:mc="http://schemas.openxmlformats.org/markup-compatibility/2006" xmlns:aink="http://schemas.microsoft.com/office/drawing/2016/ink" xmlns:am3d="http://schemas.microsoft.com/office/drawing/2017/model3d" xmlns:o="urn:schemas-microsoft-com:office:office" xmlns:oel="http://schemas.microsoft.com/office/2019/extlst" xmlns:r="http://schemas.openxmlformats.org/officeDocument/2006/relationships" xmlns:m="http://schemas.openxmlformats.org/officeDocument/2006/math" xmlns:v="urn:schemas-microsoft-com:vml" xmlns:wp14="http://schemas.microsoft.com/office/word/2010/wordprocessingDrawing" xmlns:wp="http://schemas.openxmlformats.org/drawingml/2006/wordprocessingDrawing" xmlns:w10="urn:schemas-microsoft-com:office:word" xmlns:w="http://schemas.openxmlformats.org/wordprocessingml/2006/main" xmlns:w14="http://schemas.microsoft.com/office/word/2010/wordml" xmlns:w15="http://schemas.microsoft.com/office/word/2012/wordml" xmlns:w16cex="http://schemas.microsoft.com/office/word/2018/wordml/cex" xmlns:w16cid="http://schemas.microsoft.com/office/word/2016/wordml/cid" xmlns:w16="http://schemas.microsoft.com/office/word/2018/wordml" xmlns:w16du="http://schemas.microsoft.com/office/word/2023/wordml/word16du" xmlns:w16sdtdh="http://schemas.microsoft.com/office/word/2020/wordml/sdtdatahash" xmlns:w16sdtfl="http://schemas.microsoft.com/office/word/2024/wordml/sdtformatlock" xmlns:w16se="http://schemas.microsoft.com/office/word/2015/wordml/symex" xmlns:wpg="http://schemas.microsoft.com/office/word/2010/wordprocessingGroup" xmlns:wpi="http://schemas.microsoft.com/office/word/2010/wordprocessingInk" xmlns:wne="http://schemas.microsoft.com/office/word/2006/wordml" xmlns:wps="http://schemas.microsoft.com/office/word/2010/wordprocessingShape" mc:Ignorable="w14 w15 w16se w16cid w16 w16cex w16sdtdh w16sdtfl w16du wp14">
   <w:body>
     <w:p>
       <w:pPr>
@@ -384,8 +384,21 @@
           <w:lang w:eastAsia="fr-FR"/>
           <w14:ligatures w14:val="none"/>
         </w:rPr>
-        <w:t xml:space="preserve"> : VITE + TypeScript</w:t>
-      </w:r>
+        <w:t xml:space="preserve"> : VITE + </w:t>
+      </w:r>
+      <w:proofErr w:type="spellStart"/>
+      <w:r>
+        <w:rPr>
+          <w:rFonts w:ascii="Times New Roman" w:eastAsia="Times New Roman" w:hAnsi="Times New Roman" w:cs="Times New Roman"/>
+          <w:kern w:val="0"/>
+          <w:sz w:val="24"/>
+          <w:szCs w:val="24"/>
+          <w:lang w:eastAsia="fr-FR"/>
+          <w14:ligatures w14:val="none"/>
+        </w:rPr>
+        <w:t>TypeScript</w:t>
+      </w:r>
+      <w:proofErr w:type="spellEnd"/>
     </w:p>
     <w:p>
       <w:pPr>
@@ -425,8 +438,21 @@
           <w:lang w:eastAsia="fr-FR"/>
           <w14:ligatures w14:val="none"/>
         </w:rPr>
-        <w:t xml:space="preserve"> : Supabase</w:t>
-      </w:r>
+        <w:t xml:space="preserve"> : </w:t>
+      </w:r>
+      <w:proofErr w:type="spellStart"/>
+      <w:r>
+        <w:rPr>
+          <w:rFonts w:ascii="Times New Roman" w:eastAsia="Times New Roman" w:hAnsi="Times New Roman" w:cs="Times New Roman"/>
+          <w:kern w:val="0"/>
+          <w:sz w:val="24"/>
+          <w:szCs w:val="24"/>
+          <w:lang w:eastAsia="fr-FR"/>
+          <w14:ligatures w14:val="none"/>
+        </w:rPr>
+        <w:t>Supabase</w:t>
+      </w:r>
+      <w:proofErr w:type="spellEnd"/>
     </w:p>
     <w:p>
       <w:pPr>
@@ -532,8 +558,23 @@
           <w:lang w:eastAsia="fr-FR"/>
           <w14:ligatures w14:val="none"/>
         </w:rPr>
-        <w:t>On-Premise</w:t>
-      </w:r>
+        <w:t>On-</w:t>
+      </w:r>
+      <w:proofErr w:type="spellStart"/>
+      <w:r>
+        <w:rPr>
+          <w:rFonts w:ascii="Times New Roman" w:eastAsia="Times New Roman" w:hAnsi="Times New Roman" w:cs="Times New Roman"/>
+          <w:b/>
+          <w:bCs/>
+          <w:kern w:val="0"/>
+          <w:sz w:val="24"/>
+          <w:szCs w:val="24"/>
+          <w:lang w:eastAsia="fr-FR"/>
+          <w14:ligatures w14:val="none"/>
+        </w:rPr>
+        <w:t>Premise</w:t>
+      </w:r>
+      <w:proofErr w:type="spellEnd"/>
       <w:r>
         <w:rPr>
           <w:rFonts w:ascii="Times New Roman" w:eastAsia="Times New Roman" w:hAnsi="Times New Roman" w:cs="Times New Roman"/>
@@ -624,7 +665,31 @@
           <w:lang w:eastAsia="fr-FR"/>
           <w14:ligatures w14:val="none"/>
         </w:rPr>
-        <w:t>Un conteneur pour l'application (VITE + TypeScript)</w:t>
+        <w:t xml:space="preserve">Un conteneur pour l'application (VITE + </w:t>
+      </w:r>
+      <w:proofErr w:type="spellStart"/>
+      <w:r>
+        <w:rPr>
+          <w:rFonts w:ascii="Times New Roman" w:eastAsia="Times New Roman" w:hAnsi="Times New Roman" w:cs="Times New Roman"/>
+          <w:kern w:val="0"/>
+          <w:sz w:val="24"/>
+          <w:szCs w:val="24"/>
+          <w:lang w:eastAsia="fr-FR"/>
+          <w14:ligatures w14:val="none"/>
+        </w:rPr>
+        <w:t>TypeScript</w:t>
+      </w:r>
+      <w:proofErr w:type="spellEnd"/>
+      <w:r>
+        <w:rPr>
+          <w:rFonts w:ascii="Times New Roman" w:eastAsia="Times New Roman" w:hAnsi="Times New Roman" w:cs="Times New Roman"/>
+          <w:kern w:val="0"/>
+          <w:sz w:val="24"/>
+          <w:szCs w:val="24"/>
+          <w:lang w:eastAsia="fr-FR"/>
+          <w14:ligatures w14:val="none"/>
+        </w:rPr>
+        <w:t>)</w:t>
       </w:r>
     </w:p>
     <w:p>
@@ -654,6 +719,7 @@
         </w:rPr>
         <w:t xml:space="preserve">Plusieurs conteneurs pour </w:t>
       </w:r>
+      <w:proofErr w:type="spellStart"/>
       <w:r>
         <w:rPr>
           <w:rFonts w:ascii="Times New Roman" w:eastAsia="Times New Roman" w:hAnsi="Times New Roman" w:cs="Times New Roman"/>
@@ -667,6 +733,7 @@
         </w:rPr>
         <w:t>Supabase</w:t>
       </w:r>
+      <w:proofErr w:type="spellEnd"/>
     </w:p>
     <w:p>
       <w:pPr>
@@ -762,7 +829,31 @@
           <w:lang w:eastAsia="fr-FR"/>
           <w14:ligatures w14:val="none"/>
         </w:rPr>
-        <w:t xml:space="preserve"> (éventuellement Portainer)</w:t>
+        <w:t xml:space="preserve"> (éventuellement </w:t>
+      </w:r>
+      <w:proofErr w:type="spellStart"/>
+      <w:r>
+        <w:rPr>
+          <w:rFonts w:ascii="Times New Roman" w:eastAsia="Times New Roman" w:hAnsi="Times New Roman" w:cs="Times New Roman"/>
+          <w:kern w:val="0"/>
+          <w:sz w:val="24"/>
+          <w:szCs w:val="24"/>
+          <w:lang w:eastAsia="fr-FR"/>
+          <w14:ligatures w14:val="none"/>
+        </w:rPr>
+        <w:t>Portainer</w:t>
+      </w:r>
+      <w:proofErr w:type="spellEnd"/>
+      <w:r>
+        <w:rPr>
+          <w:rFonts w:ascii="Times New Roman" w:eastAsia="Times New Roman" w:hAnsi="Times New Roman" w:cs="Times New Roman"/>
+          <w:kern w:val="0"/>
+          <w:sz w:val="24"/>
+          <w:szCs w:val="24"/>
+          <w:lang w:eastAsia="fr-FR"/>
+          <w14:ligatures w14:val="none"/>
+        </w:rPr>
+        <w:t>)</w:t>
       </w:r>
     </w:p>
     <w:p>
@@ -790,8 +881,21 @@
           <w:lang w:eastAsia="fr-FR"/>
           <w14:ligatures w14:val="none"/>
         </w:rPr>
-        <w:t>Accès réseau aux serveurs hébergeant Supabase</w:t>
-      </w:r>
+        <w:t xml:space="preserve">Accès réseau aux serveurs hébergeant </w:t>
+      </w:r>
+      <w:proofErr w:type="spellStart"/>
+      <w:r>
+        <w:rPr>
+          <w:rFonts w:ascii="Times New Roman" w:eastAsia="Times New Roman" w:hAnsi="Times New Roman" w:cs="Times New Roman"/>
+          <w:kern w:val="0"/>
+          <w:sz w:val="24"/>
+          <w:szCs w:val="24"/>
+          <w:lang w:eastAsia="fr-FR"/>
+          <w14:ligatures w14:val="none"/>
+        </w:rPr>
+        <w:t>Supabase</w:t>
+      </w:r>
+      <w:proofErr w:type="spellEnd"/>
     </w:p>
     <w:p>
       <w:pPr>
@@ -850,6 +954,7 @@
         <w:lastRenderedPageBreak/>
         <w:t xml:space="preserve">Installation </w:t>
       </w:r>
+      <w:proofErr w:type="spellStart"/>
       <w:r>
         <w:rPr>
           <w:rFonts w:ascii="Times New Roman" w:eastAsia="Times New Roman" w:hAnsi="Times New Roman" w:cs="Times New Roman"/>
@@ -863,6 +968,7 @@
         </w:rPr>
         <w:t>Supabase</w:t>
       </w:r>
+      <w:proofErr w:type="spellEnd"/>
     </w:p>
     <w:p>
       <w:pPr>
@@ -1099,8 +1205,21 @@
           <w:lang w:eastAsia="fr-FR"/>
           <w14:ligatures w14:val="none"/>
         </w:rPr>
-        <w:t>docker-compose.yml</w:t>
-      </w:r>
+        <w:t>docker-</w:t>
+      </w:r>
+      <w:proofErr w:type="spellStart"/>
+      <w:r>
+        <w:rPr>
+          <w:rFonts w:ascii="Courier New" w:eastAsia="Times New Roman" w:hAnsi="Courier New" w:cs="Courier New"/>
+          <w:kern w:val="0"/>
+          <w:sz w:val="20"/>
+          <w:szCs w:val="20"/>
+          <w:lang w:eastAsia="fr-FR"/>
+          <w14:ligatures w14:val="none"/>
+        </w:rPr>
+        <w:t>compose.yml</w:t>
+      </w:r>
+      <w:proofErr w:type="spellEnd"/>
       <w:r>
         <w:rPr>
           <w:rFonts w:ascii="Times New Roman" w:eastAsia="Times New Roman" w:hAnsi="Times New Roman" w:cs="Times New Roman"/>
@@ -1129,6 +1248,7 @@
           <w14:ligatures w14:val="none"/>
         </w:rPr>
       </w:pPr>
+      <w:proofErr w:type="gramStart"/>
       <w:r>
         <w:rPr>
           <w:rFonts w:ascii="Courier New" w:eastAsia="Times New Roman" w:hAnsi="Courier New" w:cs="Courier New"/>
@@ -1138,8 +1258,22 @@
           <w:lang w:eastAsia="fr-FR"/>
           <w14:ligatures w14:val="none"/>
         </w:rPr>
-        <w:t>.env</w:t>
-      </w:r>
+        <w:t>.</w:t>
+      </w:r>
+      <w:proofErr w:type="spellStart"/>
+      <w:r>
+        <w:rPr>
+          <w:rFonts w:ascii="Courier New" w:eastAsia="Times New Roman" w:hAnsi="Courier New" w:cs="Courier New"/>
+          <w:kern w:val="0"/>
+          <w:sz w:val="20"/>
+          <w:szCs w:val="20"/>
+          <w:lang w:eastAsia="fr-FR"/>
+          <w14:ligatures w14:val="none"/>
+        </w:rPr>
+        <w:t>env</w:t>
+      </w:r>
+      <w:proofErr w:type="spellEnd"/>
+      <w:proofErr w:type="gramEnd"/>
       <w:r>
         <w:rPr>
           <w:rFonts w:ascii="Times New Roman" w:eastAsia="Times New Roman" w:hAnsi="Times New Roman" w:cs="Times New Roman"/>
@@ -1186,7 +1320,85 @@
             <w:lang w:eastAsia="fr-FR"/>
             <w14:ligatures w14:val="none"/>
           </w:rPr>
-          <w:t>Self-Hosting with Docker | Supabase Docs</w:t>
+          <w:t>Self-</w:t>
+        </w:r>
+        <w:proofErr w:type="spellStart"/>
+        <w:r>
+          <w:rPr>
+            <w:rStyle w:val="Lienhypertexte"/>
+            <w:rFonts w:ascii="Times New Roman" w:eastAsia="Times New Roman" w:hAnsi="Times New Roman" w:cs="Times New Roman"/>
+            <w:kern w:val="0"/>
+            <w:sz w:val="24"/>
+            <w:szCs w:val="24"/>
+            <w:lang w:eastAsia="fr-FR"/>
+            <w14:ligatures w14:val="none"/>
+          </w:rPr>
+          <w:t>Hosting</w:t>
+        </w:r>
+        <w:proofErr w:type="spellEnd"/>
+        <w:r>
+          <w:rPr>
+            <w:rStyle w:val="Lienhypertexte"/>
+            <w:rFonts w:ascii="Times New Roman" w:eastAsia="Times New Roman" w:hAnsi="Times New Roman" w:cs="Times New Roman"/>
+            <w:kern w:val="0"/>
+            <w:sz w:val="24"/>
+            <w:szCs w:val="24"/>
+            <w:lang w:eastAsia="fr-FR"/>
+            <w14:ligatures w14:val="none"/>
+          </w:rPr>
+          <w:t xml:space="preserve"> </w:t>
+        </w:r>
+        <w:proofErr w:type="spellStart"/>
+        <w:r>
+          <w:rPr>
+            <w:rStyle w:val="Lienhypertexte"/>
+            <w:rFonts w:ascii="Times New Roman" w:eastAsia="Times New Roman" w:hAnsi="Times New Roman" w:cs="Times New Roman"/>
+            <w:kern w:val="0"/>
+            <w:sz w:val="24"/>
+            <w:szCs w:val="24"/>
+            <w:lang w:eastAsia="fr-FR"/>
+            <w14:ligatures w14:val="none"/>
+          </w:rPr>
+          <w:t>with</w:t>
+        </w:r>
+        <w:proofErr w:type="spellEnd"/>
+        <w:r>
+          <w:rPr>
+            <w:rStyle w:val="Lienhypertexte"/>
+            <w:rFonts w:ascii="Times New Roman" w:eastAsia="Times New Roman" w:hAnsi="Times New Roman" w:cs="Times New Roman"/>
+            <w:kern w:val="0"/>
+            <w:sz w:val="24"/>
+            <w:szCs w:val="24"/>
+            <w:lang w:eastAsia="fr-FR"/>
+            <w14:ligatures w14:val="none"/>
+          </w:rPr>
+          <w:t xml:space="preserve"> Docker | </w:t>
+        </w:r>
+        <w:proofErr w:type="spellStart"/>
+        <w:r>
+          <w:rPr>
+            <w:rStyle w:val="Lienhypertexte"/>
+            <w:rFonts w:ascii="Times New Roman" w:eastAsia="Times New Roman" w:hAnsi="Times New Roman" w:cs="Times New Roman"/>
+            <w:kern w:val="0"/>
+            <w:sz w:val="24"/>
+            <w:szCs w:val="24"/>
+            <w:lang w:eastAsia="fr-FR"/>
+            <w14:ligatures w14:val="none"/>
+          </w:rPr>
+          <w:t>Supabase</w:t>
+        </w:r>
+        <w:proofErr w:type="spellEnd"/>
+        <w:r>
+          <w:rPr>
+            <w:rStyle w:val="Lienhypertexte"/>
+            <w:rFonts w:ascii="Times New Roman" w:eastAsia="Times New Roman" w:hAnsi="Times New Roman" w:cs="Times New Roman"/>
+            <w:kern w:val="0"/>
+            <w:sz w:val="24"/>
+            <w:szCs w:val="24"/>
+            <w:lang w:eastAsia="fr-FR"/>
+            <w14:ligatures w14:val="none"/>
+          </w:rPr>
+          <w:t xml:space="preserve"> Docs</w:t>
         </w:r>
       </w:hyperlink>
     </w:p>
@@ -1369,7 +1581,35 @@
           <w:lang w:eastAsia="fr-FR"/>
           <w14:ligatures w14:val="none"/>
         </w:rPr>
-        <w:t>Architecture docker de supabase :</w:t>
+        <w:t xml:space="preserve">Architecture docker de </w:t>
+      </w:r>
+      <w:proofErr w:type="spellStart"/>
+      <w:r>
+        <w:rPr>
+          <w:rFonts w:ascii="Times New Roman" w:eastAsia="Times New Roman" w:hAnsi="Times New Roman" w:cs="Times New Roman"/>
+          <w:b/>
+          <w:bCs/>
+          <w:kern w:val="0"/>
+          <w:sz w:val="27"/>
+          <w:szCs w:val="27"/>
+          <w:lang w:eastAsia="fr-FR"/>
+          <w14:ligatures w14:val="none"/>
+        </w:rPr>
+        <w:t>supabase</w:t>
+      </w:r>
+      <w:proofErr w:type="spellEnd"/>
+      <w:r>
+        <w:rPr>
+          <w:rFonts w:ascii="Times New Roman" w:eastAsia="Times New Roman" w:hAnsi="Times New Roman" w:cs="Times New Roman"/>
+          <w:b/>
+          <w:bCs/>
+          <w:kern w:val="0"/>
+          <w:sz w:val="27"/>
+          <w:szCs w:val="27"/>
+          <w:lang w:eastAsia="fr-FR"/>
+          <w14:ligatures w14:val="none"/>
+        </w:rPr>
+        <w:t> :</w:t>
       </w:r>
     </w:p>
     <w:p>
@@ -1394,6 +1634,7 @@
           <w:lang w:eastAsia="fr-FR"/>
           <w14:ligatures w14:val="none"/>
         </w:rPr>
+        <w:lastRenderedPageBreak/>
         <w:drawing>
           <wp:inline distT="0" distB="0" distL="0" distR="0" wp14:anchorId="13E0FBD7" wp14:editId="118774F1">
             <wp:extent cx="5943600" cy="6509657"/>
@@ -1556,8 +1797,45 @@
           <w:lang w:eastAsia="fr-FR"/>
           <w14:ligatures w14:val="none"/>
         </w:rPr>
-        <w:t>Déploiement vie une stack depuis portainer</w:t>
-      </w:r>
+        <w:t xml:space="preserve">Déploiement vie </w:t>
+      </w:r>
+      <w:proofErr w:type="gramStart"/>
+      <w:r>
+        <w:rPr>
+          <w:rFonts w:ascii="Times New Roman" w:eastAsia="Times New Roman" w:hAnsi="Times New Roman" w:cs="Times New Roman"/>
+          <w:kern w:val="0"/>
+          <w:sz w:val="24"/>
+          <w:szCs w:val="24"/>
+          <w:lang w:eastAsia="fr-FR"/>
+          <w14:ligatures w14:val="none"/>
+        </w:rPr>
+        <w:t>une stack</w:t>
+      </w:r>
+      <w:proofErr w:type="gramEnd"/>
+      <w:r>
+        <w:rPr>
+          <w:rFonts w:ascii="Times New Roman" w:eastAsia="Times New Roman" w:hAnsi="Times New Roman" w:cs="Times New Roman"/>
+          <w:kern w:val="0"/>
+          <w:sz w:val="24"/>
+          <w:szCs w:val="24"/>
+          <w:lang w:eastAsia="fr-FR"/>
+          <w14:ligatures w14:val="none"/>
+        </w:rPr>
+        <w:t xml:space="preserve"> depuis </w:t>
+      </w:r>
+      <w:proofErr w:type="spellStart"/>
+      <w:r>
+        <w:rPr>
+          <w:rFonts w:ascii="Times New Roman" w:eastAsia="Times New Roman" w:hAnsi="Times New Roman" w:cs="Times New Roman"/>
+          <w:kern w:val="0"/>
+          <w:sz w:val="24"/>
+          <w:szCs w:val="24"/>
+          <w:lang w:eastAsia="fr-FR"/>
+          <w14:ligatures w14:val="none"/>
+        </w:rPr>
+        <w:t>portainer</w:t>
+      </w:r>
+      <w:proofErr w:type="spellEnd"/>
     </w:p>
     <w:p>
       <w:pPr>
@@ -1591,12 +1869,10 @@
           <w:lang w:val="en-US" w:eastAsia="fr-FR"/>
           <w14:ligatures w14:val="none"/>
         </w:rPr>
-        <w:t>image: spottier88/project-meteor:latest</w:t>
-      </w:r>
-    </w:p>
-    <w:p>
-      <w:pPr>
-        <w:spacing w:before="100" w:beforeAutospacing="1" w:after="100" w:afterAutospacing="1" w:line="240" w:lineRule="auto"/>
+        <w:t>image: spottier88/</w:t>
+      </w:r>
+      <w:proofErr w:type="spellStart"/>
+      <w:r>
         <w:rPr>
           <w:rFonts w:ascii="Times New Roman" w:eastAsia="Times New Roman" w:hAnsi="Times New Roman" w:cs="Times New Roman"/>
           <w:kern w:val="0"/>
@@ -1605,7 +1881,9 @@
           <w:lang w:val="en-US" w:eastAsia="fr-FR"/>
           <w14:ligatures w14:val="none"/>
         </w:rPr>
-      </w:pPr>
+        <w:t>project-</w:t>
+      </w:r>
+      <w:proofErr w:type="gramStart"/>
       <w:r>
         <w:rPr>
           <w:rFonts w:ascii="Times New Roman" w:eastAsia="Times New Roman" w:hAnsi="Times New Roman" w:cs="Times New Roman"/>
@@ -1615,7 +1893,57 @@
           <w:lang w:val="en-US" w:eastAsia="fr-FR"/>
           <w14:ligatures w14:val="none"/>
         </w:rPr>
-        <w:t xml:space="preserve">    container_name: meteor-app</w:t>
+        <w:t>meteor:latest</w:t>
+      </w:r>
+      <w:proofErr w:type="spellEnd"/>
+      <w:proofErr w:type="gramEnd"/>
+    </w:p>
+    <w:p>
+      <w:pPr>
+        <w:spacing w:before="100" w:beforeAutospacing="1" w:after="100" w:afterAutospacing="1" w:line="240" w:lineRule="auto"/>
+        <w:rPr>
+          <w:rFonts w:ascii="Times New Roman" w:eastAsia="Times New Roman" w:hAnsi="Times New Roman" w:cs="Times New Roman"/>
+          <w:kern w:val="0"/>
+          <w:sz w:val="24"/>
+          <w:szCs w:val="24"/>
+          <w:lang w:val="en-US" w:eastAsia="fr-FR"/>
+          <w14:ligatures w14:val="none"/>
+        </w:rPr>
+      </w:pPr>
+      <w:r>
+        <w:rPr>
+          <w:rFonts w:ascii="Times New Roman" w:eastAsia="Times New Roman" w:hAnsi="Times New Roman" w:cs="Times New Roman"/>
+          <w:kern w:val="0"/>
+          <w:sz w:val="24"/>
+          <w:szCs w:val="24"/>
+          <w:lang w:val="en-US" w:eastAsia="fr-FR"/>
+          <w14:ligatures w14:val="none"/>
+        </w:rPr>
+        <w:t xml:space="preserve">    </w:t>
+      </w:r>
+      <w:proofErr w:type="spellStart"/>
+      <w:r>
+        <w:rPr>
+          <w:rFonts w:ascii="Times New Roman" w:eastAsia="Times New Roman" w:hAnsi="Times New Roman" w:cs="Times New Roman"/>
+          <w:kern w:val="0"/>
+          <w:sz w:val="24"/>
+          <w:szCs w:val="24"/>
+          <w:lang w:val="en-US" w:eastAsia="fr-FR"/>
+          <w14:ligatures w14:val="none"/>
+        </w:rPr>
+        <w:t>container_name</w:t>
+      </w:r>
+      <w:proofErr w:type="spellEnd"/>
+      <w:r>
+        <w:rPr>
+          <w:rFonts w:ascii="Times New Roman" w:eastAsia="Times New Roman" w:hAnsi="Times New Roman" w:cs="Times New Roman"/>
+          <w:kern w:val="0"/>
+          <w:sz w:val="24"/>
+          <w:szCs w:val="24"/>
+          <w:lang w:val="en-US" w:eastAsia="fr-FR"/>
+          <w14:ligatures w14:val="none"/>
+        </w:rPr>
+        <w:t>: meteor-app</w:t>
       </w:r>
     </w:p>
     <w:p>
@@ -1777,7 +2105,73 @@
           <w:lang w:eastAsia="fr-FR"/>
           <w14:ligatures w14:val="none"/>
         </w:rPr>
-        <w:t>Un container NGINX est également déployer sur la machine hote de docker afin de limier l’ouverture des ports.</w:t>
+        <w:t xml:space="preserve">Un container NGINX est également </w:t>
+      </w:r>
+      <w:r>
+        <w:rPr>
+          <w:rFonts w:ascii="Times New Roman" w:eastAsia="Times New Roman" w:hAnsi="Times New Roman" w:cs="Times New Roman"/>
+          <w:kern w:val="0"/>
+          <w:sz w:val="24"/>
+          <w:szCs w:val="24"/>
+          <w:lang w:eastAsia="fr-FR"/>
+          <w14:ligatures w14:val="none"/>
+        </w:rPr>
+        <w:t>déployé</w:t>
+      </w:r>
+      <w:r>
+        <w:rPr>
+          <w:rFonts w:ascii="Times New Roman" w:eastAsia="Times New Roman" w:hAnsi="Times New Roman" w:cs="Times New Roman"/>
+          <w:kern w:val="0"/>
+          <w:sz w:val="24"/>
+          <w:szCs w:val="24"/>
+          <w:lang w:eastAsia="fr-FR"/>
+          <w14:ligatures w14:val="none"/>
+        </w:rPr>
+        <w:t xml:space="preserve"> sur la machine </w:t>
+      </w:r>
+      <w:r>
+        <w:rPr>
+          <w:rFonts w:ascii="Times New Roman" w:eastAsia="Times New Roman" w:hAnsi="Times New Roman" w:cs="Times New Roman"/>
+          <w:kern w:val="0"/>
+          <w:sz w:val="24"/>
+          <w:szCs w:val="24"/>
+          <w:lang w:eastAsia="fr-FR"/>
+          <w14:ligatures w14:val="none"/>
+        </w:rPr>
+        <w:t>hôte</w:t>
+      </w:r>
+      <w:r>
+        <w:rPr>
+          <w:rFonts w:ascii="Times New Roman" w:eastAsia="Times New Roman" w:hAnsi="Times New Roman" w:cs="Times New Roman"/>
+          <w:kern w:val="0"/>
+          <w:sz w:val="24"/>
+          <w:szCs w:val="24"/>
+          <w:lang w:eastAsia="fr-FR"/>
+          <w14:ligatures w14:val="none"/>
+        </w:rPr>
+        <w:t xml:space="preserve"> de docker afin de limi</w:t>
+      </w:r>
+      <w:r>
+        <w:rPr>
+          <w:rFonts w:ascii="Times New Roman" w:eastAsia="Times New Roman" w:hAnsi="Times New Roman" w:cs="Times New Roman"/>
+          <w:kern w:val="0"/>
+          <w:sz w:val="24"/>
+          <w:szCs w:val="24"/>
+          <w:lang w:eastAsia="fr-FR"/>
+          <w14:ligatures w14:val="none"/>
+        </w:rPr>
+        <w:t>t</w:t>
+      </w:r>
+      <w:r>
+        <w:rPr>
+          <w:rFonts w:ascii="Times New Roman" w:eastAsia="Times New Roman" w:hAnsi="Times New Roman" w:cs="Times New Roman"/>
+          <w:kern w:val="0"/>
+          <w:sz w:val="24"/>
+          <w:szCs w:val="24"/>
+          <w:lang w:eastAsia="fr-FR"/>
+          <w14:ligatures w14:val="none"/>
+        </w:rPr>
+        <w:t>er l’ouverture des ports.</w:t>
       </w:r>
     </w:p>
     <w:p>
@@ -1808,7 +2202,7 @@
             <w:lang w:eastAsia="fr-FR"/>
             <w14:ligatures w14:val="none"/>
           </w:rPr>
-          <w:t>http://meteor</w:t>
+          <w:t>https://meteor</w:t>
         </w:r>
       </w:hyperlink>
       <w:r>
@@ -1822,7 +2216,35 @@
           <w:lang w:eastAsia="fr-FR"/>
           <w14:ligatures w14:val="none"/>
         </w:rPr>
-        <w:t xml:space="preserve"> renvoie vers le container meteor-app</w:t>
+        <w:t xml:space="preserve"> renvoie vers le container </w:t>
+      </w:r>
+      <w:proofErr w:type="spellStart"/>
+      <w:r>
+        <w:rPr>
+          <w:rFonts w:ascii="Times New Roman" w:eastAsia="Times New Roman" w:hAnsi="Times New Roman" w:cs="Times New Roman"/>
+          <w:b/>
+          <w:bCs/>
+          <w:kern w:val="0"/>
+          <w:sz w:val="24"/>
+          <w:szCs w:val="24"/>
+          <w:lang w:eastAsia="fr-FR"/>
+          <w14:ligatures w14:val="none"/>
+        </w:rPr>
+        <w:t>meteor</w:t>
+      </w:r>
+      <w:proofErr w:type="spellEnd"/>
+      <w:r>
+        <w:rPr>
+          <w:rFonts w:ascii="Times New Roman" w:eastAsia="Times New Roman" w:hAnsi="Times New Roman" w:cs="Times New Roman"/>
+          <w:b/>
+          <w:bCs/>
+          <w:kern w:val="0"/>
+          <w:sz w:val="24"/>
+          <w:szCs w:val="24"/>
+          <w:lang w:eastAsia="fr-FR"/>
+          <w14:ligatures w14:val="none"/>
+        </w:rPr>
+        <w:t>-app</w:t>
       </w:r>
     </w:p>
     <w:p>
@@ -1853,7 +2275,7 @@
             <w:lang w:eastAsia="fr-FR"/>
             <w14:ligatures w14:val="none"/>
           </w:rPr>
-          <w:t>http://apimeteor</w:t>
+          <w:t>https://apimeteor</w:t>
         </w:r>
       </w:hyperlink>
       <w:r>
@@ -1867,31 +2289,170 @@
           <w:lang w:eastAsia="fr-FR"/>
           <w14:ligatures w14:val="none"/>
         </w:rPr>
-        <w:t xml:space="preserve"> renvoi vers le container kong de supabase (port 8000)</w:t>
-      </w:r>
-    </w:p>
-    <w:p>
-      <w:pPr>
-        <w:spacing w:before="100" w:beforeAutospacing="1" w:after="100" w:afterAutospacing="1" w:line="240" w:lineRule="auto"/>
-        <w:rPr>
-          <w:rFonts w:ascii="Times New Roman" w:eastAsia="Times New Roman" w:hAnsi="Times New Roman" w:cs="Times New Roman"/>
-          <w:kern w:val="0"/>
-          <w:sz w:val="24"/>
-          <w:szCs w:val="24"/>
-          <w:lang w:eastAsia="fr-FR"/>
-          <w14:ligatures w14:val="none"/>
-        </w:rPr>
-      </w:pPr>
-      <w:r>
-        <w:rPr>
-          <w:rFonts w:ascii="Times New Roman" w:eastAsia="Times New Roman" w:hAnsi="Times New Roman" w:cs="Times New Roman"/>
-          <w:kern w:val="0"/>
-          <w:sz w:val="24"/>
-          <w:szCs w:val="24"/>
-          <w:lang w:eastAsia="fr-FR"/>
-          <w14:ligatures w14:val="none"/>
-        </w:rPr>
-        <w:t xml:space="preserve">  </w:t>
+        <w:t xml:space="preserve"> renvoi vers le container </w:t>
+      </w:r>
+      <w:proofErr w:type="spellStart"/>
+      <w:r>
+        <w:rPr>
+          <w:rFonts w:ascii="Times New Roman" w:eastAsia="Times New Roman" w:hAnsi="Times New Roman" w:cs="Times New Roman"/>
+          <w:b/>
+          <w:bCs/>
+          <w:kern w:val="0"/>
+          <w:sz w:val="24"/>
+          <w:szCs w:val="24"/>
+          <w:lang w:eastAsia="fr-FR"/>
+          <w14:ligatures w14:val="none"/>
+        </w:rPr>
+        <w:t>kong</w:t>
+      </w:r>
+      <w:proofErr w:type="spellEnd"/>
+      <w:r>
+        <w:rPr>
+          <w:rFonts w:ascii="Times New Roman" w:eastAsia="Times New Roman" w:hAnsi="Times New Roman" w:cs="Times New Roman"/>
+          <w:b/>
+          <w:bCs/>
+          <w:kern w:val="0"/>
+          <w:sz w:val="24"/>
+          <w:szCs w:val="24"/>
+          <w:lang w:eastAsia="fr-FR"/>
+          <w14:ligatures w14:val="none"/>
+        </w:rPr>
+        <w:t xml:space="preserve"> de </w:t>
+      </w:r>
+      <w:proofErr w:type="spellStart"/>
+      <w:r>
+        <w:rPr>
+          <w:rFonts w:ascii="Times New Roman" w:eastAsia="Times New Roman" w:hAnsi="Times New Roman" w:cs="Times New Roman"/>
+          <w:b/>
+          <w:bCs/>
+          <w:kern w:val="0"/>
+          <w:sz w:val="24"/>
+          <w:szCs w:val="24"/>
+          <w:lang w:eastAsia="fr-FR"/>
+          <w14:ligatures w14:val="none"/>
+        </w:rPr>
+        <w:t>supabase</w:t>
+      </w:r>
+      <w:proofErr w:type="spellEnd"/>
+      <w:r>
+        <w:rPr>
+          <w:rFonts w:ascii="Times New Roman" w:eastAsia="Times New Roman" w:hAnsi="Times New Roman" w:cs="Times New Roman"/>
+          <w:b/>
+          <w:bCs/>
+          <w:kern w:val="0"/>
+          <w:sz w:val="24"/>
+          <w:szCs w:val="24"/>
+          <w:lang w:eastAsia="fr-FR"/>
+          <w14:ligatures w14:val="none"/>
+        </w:rPr>
+        <w:t xml:space="preserve"> (port 8000)</w:t>
+      </w:r>
+    </w:p>
+    <w:p>
+      <w:pPr>
+        <w:spacing w:before="100" w:beforeAutospacing="1" w:after="100" w:afterAutospacing="1" w:line="240" w:lineRule="auto"/>
+        <w:rPr>
+          <w:rFonts w:ascii="Times New Roman" w:eastAsia="Times New Roman" w:hAnsi="Times New Roman" w:cs="Times New Roman"/>
+          <w:kern w:val="0"/>
+          <w:sz w:val="24"/>
+          <w:szCs w:val="24"/>
+          <w:lang w:eastAsia="fr-FR"/>
+          <w14:ligatures w14:val="none"/>
+        </w:rPr>
+      </w:pPr>
+      <w:r>
+        <w:rPr>
+          <w:rFonts w:ascii="Times New Roman" w:eastAsia="Times New Roman" w:hAnsi="Times New Roman" w:cs="Times New Roman"/>
+          <w:kern w:val="0"/>
+          <w:sz w:val="24"/>
+          <w:szCs w:val="24"/>
+          <w:lang w:eastAsia="fr-FR"/>
+          <w14:ligatures w14:val="none"/>
+        </w:rPr>
+        <w:t xml:space="preserve">2 certificats sont déployés pour </w:t>
+      </w:r>
+      <w:proofErr w:type="spellStart"/>
+      <w:r>
+        <w:rPr>
+          <w:rFonts w:ascii="Times New Roman" w:eastAsia="Times New Roman" w:hAnsi="Times New Roman" w:cs="Times New Roman"/>
+          <w:kern w:val="0"/>
+          <w:sz w:val="24"/>
+          <w:szCs w:val="24"/>
+          <w:lang w:eastAsia="fr-FR"/>
+          <w14:ligatures w14:val="none"/>
+        </w:rPr>
+        <w:t>apimeteor</w:t>
+      </w:r>
+      <w:proofErr w:type="spellEnd"/>
+      <w:r>
+        <w:rPr>
+          <w:rFonts w:ascii="Times New Roman" w:eastAsia="Times New Roman" w:hAnsi="Times New Roman" w:cs="Times New Roman"/>
+          <w:kern w:val="0"/>
+          <w:sz w:val="24"/>
+          <w:szCs w:val="24"/>
+          <w:lang w:eastAsia="fr-FR"/>
+          <w14:ligatures w14:val="none"/>
+        </w:rPr>
+        <w:t xml:space="preserve"> et </w:t>
+      </w:r>
+      <w:proofErr w:type="spellStart"/>
+      <w:r>
+        <w:rPr>
+          <w:rFonts w:ascii="Times New Roman" w:eastAsia="Times New Roman" w:hAnsi="Times New Roman" w:cs="Times New Roman"/>
+          <w:kern w:val="0"/>
+          <w:sz w:val="24"/>
+          <w:szCs w:val="24"/>
+          <w:lang w:eastAsia="fr-FR"/>
+          <w14:ligatures w14:val="none"/>
+        </w:rPr>
+        <w:t>meteor</w:t>
+      </w:r>
+      <w:proofErr w:type="spellEnd"/>
+      <w:r>
+        <w:rPr>
+          <w:rFonts w:ascii="Times New Roman" w:eastAsia="Times New Roman" w:hAnsi="Times New Roman" w:cs="Times New Roman"/>
+          <w:kern w:val="0"/>
+          <w:sz w:val="24"/>
+          <w:szCs w:val="24"/>
+          <w:lang w:eastAsia="fr-FR"/>
+          <w14:ligatures w14:val="none"/>
+        </w:rPr>
+        <w:t>. Certificats générés en interne.</w:t>
+      </w:r>
+      <w:r>
+        <w:rPr>
+          <w:rFonts w:ascii="Times New Roman" w:eastAsia="Times New Roman" w:hAnsi="Times New Roman" w:cs="Times New Roman"/>
+          <w:kern w:val="0"/>
+          <w:sz w:val="24"/>
+          <w:szCs w:val="24"/>
+          <w:lang w:eastAsia="fr-FR"/>
+          <w14:ligatures w14:val="none"/>
+        </w:rPr>
+        <w:t xml:space="preserve"> </w:t>
+      </w:r>
+    </w:p>
+    <w:p>
+      <w:pPr>
+        <w:spacing w:before="100" w:beforeAutospacing="1" w:after="100" w:afterAutospacing="1" w:line="240" w:lineRule="auto"/>
+        <w:rPr>
+          <w:rFonts w:ascii="Times New Roman" w:eastAsia="Times New Roman" w:hAnsi="Times New Roman" w:cs="Times New Roman"/>
+          <w:kern w:val="0"/>
+          <w:sz w:val="24"/>
+          <w:szCs w:val="24"/>
+          <w:lang w:eastAsia="fr-FR"/>
+          <w14:ligatures w14:val="none"/>
+        </w:rPr>
+      </w:pPr>
+      <w:r>
+        <w:rPr>
+          <w:rFonts w:ascii="Times New Roman" w:eastAsia="Times New Roman" w:hAnsi="Times New Roman" w:cs="Times New Roman"/>
+          <w:kern w:val="0"/>
+          <w:sz w:val="24"/>
+          <w:szCs w:val="24"/>
+          <w:lang w:eastAsia="fr-FR"/>
+          <w14:ligatures w14:val="none"/>
+        </w:rPr>
+        <w:t xml:space="preserve"> </w:t>
       </w:r>
     </w:p>
     <w:p>
@@ -2031,7 +2592,31 @@
           <w:lang w:eastAsia="fr-FR"/>
           <w14:ligatures w14:val="none"/>
         </w:rPr>
-        <w:t xml:space="preserve"> : Analyse et reporting de l’avancement</w:t>
+        <w:t xml:space="preserve"> : Analyse et </w:t>
+      </w:r>
+      <w:proofErr w:type="spellStart"/>
+      <w:r>
+        <w:rPr>
+          <w:rFonts w:ascii="Times New Roman" w:eastAsia="Times New Roman" w:hAnsi="Times New Roman" w:cs="Times New Roman"/>
+          <w:kern w:val="0"/>
+          <w:sz w:val="24"/>
+          <w:szCs w:val="24"/>
+          <w:lang w:eastAsia="fr-FR"/>
+          <w14:ligatures w14:val="none"/>
+        </w:rPr>
+        <w:t>reporting</w:t>
+      </w:r>
+      <w:proofErr w:type="spellEnd"/>
+      <w:r>
+        <w:rPr>
+          <w:rFonts w:ascii="Times New Roman" w:eastAsia="Times New Roman" w:hAnsi="Times New Roman" w:cs="Times New Roman"/>
+          <w:kern w:val="0"/>
+          <w:sz w:val="24"/>
+          <w:szCs w:val="24"/>
+          <w:lang w:eastAsia="fr-FR"/>
+          <w14:ligatures w14:val="none"/>
+        </w:rPr>
+        <w:t xml:space="preserve"> de l’avancement</w:t>
       </w:r>
     </w:p>
     <w:p>
@@ -2309,7 +2894,31 @@
           <w:lang w:eastAsia="fr-FR"/>
           <w14:ligatures w14:val="none"/>
         </w:rPr>
-        <w:t>Magic Link (connexion sans mot de passe via email)</w:t>
+        <w:t xml:space="preserve">Magic Link (connexion sans mot de passe via </w:t>
+      </w:r>
+      <w:proofErr w:type="gramStart"/>
+      <w:r>
+        <w:rPr>
+          <w:rFonts w:ascii="Times New Roman" w:eastAsia="Times New Roman" w:hAnsi="Times New Roman" w:cs="Times New Roman"/>
+          <w:kern w:val="0"/>
+          <w:sz w:val="24"/>
+          <w:szCs w:val="24"/>
+          <w:lang w:eastAsia="fr-FR"/>
+          <w14:ligatures w14:val="none"/>
+        </w:rPr>
+        <w:t>email</w:t>
+      </w:r>
+      <w:proofErr w:type="gramEnd"/>
+      <w:r>
+        <w:rPr>
+          <w:rFonts w:ascii="Times New Roman" w:eastAsia="Times New Roman" w:hAnsi="Times New Roman" w:cs="Times New Roman"/>
+          <w:kern w:val="0"/>
+          <w:sz w:val="24"/>
+          <w:szCs w:val="24"/>
+          <w:lang w:eastAsia="fr-FR"/>
+          <w14:ligatures w14:val="none"/>
+        </w:rPr>
+        <w:t>)</w:t>
       </w:r>
     </w:p>
     <w:p>
@@ -2465,7 +3074,31 @@
           <w:lang w:eastAsia="fr-FR"/>
           <w14:ligatures w14:val="none"/>
         </w:rPr>
-        <w:t xml:space="preserve"> : Supabase (PostgreSQL)</w:t>
+        <w:t xml:space="preserve"> : </w:t>
+      </w:r>
+      <w:proofErr w:type="spellStart"/>
+      <w:r>
+        <w:rPr>
+          <w:rFonts w:ascii="Times New Roman" w:eastAsia="Times New Roman" w:hAnsi="Times New Roman" w:cs="Times New Roman"/>
+          <w:kern w:val="0"/>
+          <w:sz w:val="24"/>
+          <w:szCs w:val="24"/>
+          <w:lang w:eastAsia="fr-FR"/>
+          <w14:ligatures w14:val="none"/>
+        </w:rPr>
+        <w:t>Supabase</w:t>
+      </w:r>
+      <w:proofErr w:type="spellEnd"/>
+      <w:r>
+        <w:rPr>
+          <w:rFonts w:ascii="Times New Roman" w:eastAsia="Times New Roman" w:hAnsi="Times New Roman" w:cs="Times New Roman"/>
+          <w:kern w:val="0"/>
+          <w:sz w:val="24"/>
+          <w:szCs w:val="24"/>
+          <w:lang w:eastAsia="fr-FR"/>
+          <w14:ligatures w14:val="none"/>
+        </w:rPr>
+        <w:t xml:space="preserve"> (PostgreSQL)</w:t>
       </w:r>
     </w:p>
     <w:p>
@@ -2522,6 +3155,7 @@
           <w:lang w:eastAsia="fr-FR"/>
           <w14:ligatures w14:val="none"/>
         </w:rPr>
+        <w:lastRenderedPageBreak/>
         <w:drawing>
           <wp:inline distT="0" distB="0" distL="0" distR="0" wp14:anchorId="7FC95859" wp14:editId="7EF22E5A">
             <wp:extent cx="5760720" cy="4338955"/>
@@ -2784,8 +3418,21 @@
           <w:lang w:eastAsia="fr-FR"/>
           <w14:ligatures w14:val="none"/>
         </w:rPr>
-        <w:t>Les pratiques de sécurisation sont mises en place selon les recommandations de Supabase</w:t>
-      </w:r>
+        <w:t xml:space="preserve">Les pratiques de sécurisation sont mises en place selon les recommandations de </w:t>
+      </w:r>
+      <w:proofErr w:type="spellStart"/>
+      <w:r>
+        <w:rPr>
+          <w:rFonts w:ascii="Times New Roman" w:eastAsia="Times New Roman" w:hAnsi="Times New Roman" w:cs="Times New Roman"/>
+          <w:kern w:val="0"/>
+          <w:sz w:val="24"/>
+          <w:szCs w:val="24"/>
+          <w:lang w:eastAsia="fr-FR"/>
+          <w14:ligatures w14:val="none"/>
+        </w:rPr>
+        <w:t>Supabase</w:t>
+      </w:r>
+      <w:proofErr w:type="spellEnd"/>
     </w:p>
     <w:p>
       <w:pPr>
@@ -2812,8 +3459,21 @@
           <w:lang w:eastAsia="fr-FR"/>
           <w14:ligatures w14:val="none"/>
         </w:rPr>
-        <w:t>Les permissions et accès sont configurés pour éviter les fuites de données, via des politiques RLS dans supabase</w:t>
-      </w:r>
+        <w:t xml:space="preserve">Les permissions et accès sont configurés pour éviter les fuites de données, via des politiques RLS dans </w:t>
+      </w:r>
+      <w:proofErr w:type="spellStart"/>
+      <w:r>
+        <w:rPr>
+          <w:rFonts w:ascii="Times New Roman" w:eastAsia="Times New Roman" w:hAnsi="Times New Roman" w:cs="Times New Roman"/>
+          <w:kern w:val="0"/>
+          <w:sz w:val="24"/>
+          <w:szCs w:val="24"/>
+          <w:lang w:eastAsia="fr-FR"/>
+          <w14:ligatures w14:val="none"/>
+        </w:rPr>
+        <w:t>supabase</w:t>
+      </w:r>
+      <w:proofErr w:type="spellEnd"/>
     </w:p>
     <w:p>
       <w:pPr>
@@ -2898,6 +3558,7 @@
           <w:lang w:eastAsia="fr-FR"/>
           <w14:ligatures w14:val="none"/>
         </w:rPr>
+        <w:lastRenderedPageBreak/>
         <w:t xml:space="preserve">Utilisation de </w:t>
       </w:r>
       <w:r>
@@ -2950,7 +3611,31 @@
           <w:lang w:eastAsia="fr-FR"/>
           <w14:ligatures w14:val="none"/>
         </w:rPr>
-        <w:t>Hébergement On-Premise avec monitoring intégré</w:t>
+        <w:t>Hébergement On-</w:t>
+      </w:r>
+      <w:proofErr w:type="spellStart"/>
+      <w:r>
+        <w:rPr>
+          <w:rFonts w:ascii="Times New Roman" w:eastAsia="Times New Roman" w:hAnsi="Times New Roman" w:cs="Times New Roman"/>
+          <w:kern w:val="0"/>
+          <w:sz w:val="24"/>
+          <w:szCs w:val="24"/>
+          <w:lang w:eastAsia="fr-FR"/>
+          <w14:ligatures w14:val="none"/>
+        </w:rPr>
+        <w:t>Premise</w:t>
+      </w:r>
+      <w:proofErr w:type="spellEnd"/>
+      <w:r>
+        <w:rPr>
+          <w:rFonts w:ascii="Times New Roman" w:eastAsia="Times New Roman" w:hAnsi="Times New Roman" w:cs="Times New Roman"/>
+          <w:kern w:val="0"/>
+          <w:sz w:val="24"/>
+          <w:szCs w:val="24"/>
+          <w:lang w:eastAsia="fr-FR"/>
+          <w14:ligatures w14:val="none"/>
+        </w:rPr>
+        <w:t xml:space="preserve"> avec monitoring intégré</w:t>
       </w:r>
     </w:p>
     <w:p>
@@ -3009,6 +3694,7 @@
         </w:rPr>
         <w:t xml:space="preserve">Supervision et logs fournis par </w:t>
       </w:r>
+      <w:proofErr w:type="spellStart"/>
       <w:r>
         <w:rPr>
           <w:rFonts w:ascii="Times New Roman" w:eastAsia="Times New Roman" w:hAnsi="Times New Roman" w:cs="Times New Roman"/>
@@ -3022,6 +3708,7 @@
         </w:rPr>
         <w:t>Supabase</w:t>
       </w:r>
+      <w:proofErr w:type="spellEnd"/>
     </w:p>
     <w:p>
       <w:pPr>
@@ -3232,7 +3919,31 @@
           <w:lang w:eastAsia="fr-FR"/>
           <w14:ligatures w14:val="none"/>
         </w:rPr>
-        <w:t>Disponible sour /home/dockadm/scripts</w:t>
+        <w:t xml:space="preserve">Disponible </w:t>
+      </w:r>
+      <w:proofErr w:type="spellStart"/>
+      <w:r>
+        <w:rPr>
+          <w:rFonts w:ascii="Times New Roman" w:eastAsia="Times New Roman" w:hAnsi="Times New Roman" w:cs="Times New Roman"/>
+          <w:kern w:val="0"/>
+          <w:sz w:val="24"/>
+          <w:szCs w:val="24"/>
+          <w:lang w:eastAsia="fr-FR"/>
+          <w14:ligatures w14:val="none"/>
+        </w:rPr>
+        <w:t>sour</w:t>
+      </w:r>
+      <w:proofErr w:type="spellEnd"/>
+      <w:r>
+        <w:rPr>
+          <w:rFonts w:ascii="Times New Roman" w:eastAsia="Times New Roman" w:hAnsi="Times New Roman" w:cs="Times New Roman"/>
+          <w:kern w:val="0"/>
+          <w:sz w:val="24"/>
+          <w:szCs w:val="24"/>
+          <w:lang w:eastAsia="fr-FR"/>
+          <w14:ligatures w14:val="none"/>
+        </w:rPr>
+        <w:t xml:space="preserve"> /home/dockadm/scripts</w:t>
       </w:r>
       <w:r>
         <w:rPr>
@@ -3263,27 +3974,64 @@
           <w14:ligatures w14:val="none"/>
         </w:rPr>
       </w:pPr>
-      <w:r>
-        <w:rPr>
-          <w:rFonts w:ascii="Times New Roman" w:eastAsia="Times New Roman" w:hAnsi="Times New Roman" w:cs="Times New Roman"/>
-          <w:kern w:val="0"/>
-          <w:sz w:val="24"/>
-          <w:szCs w:val="24"/>
-          <w:lang w:eastAsia="fr-FR"/>
-          <w14:ligatures w14:val="none"/>
-        </w:rPr>
-        <w:t>Executé tous les soirs à 2h du matin</w:t>
-      </w:r>
-      <w:r>
-        <w:rPr>
-          <w:rFonts w:ascii="Times New Roman" w:eastAsia="Times New Roman" w:hAnsi="Times New Roman" w:cs="Times New Roman"/>
-          <w:kern w:val="0"/>
-          <w:sz w:val="24"/>
-          <w:szCs w:val="24"/>
-          <w:lang w:eastAsia="fr-FR"/>
-          <w14:ligatures w14:val="none"/>
-        </w:rPr>
-        <w:t xml:space="preserve"> (crontab)</w:t>
+      <w:proofErr w:type="spellStart"/>
+      <w:r>
+        <w:rPr>
+          <w:rFonts w:ascii="Times New Roman" w:eastAsia="Times New Roman" w:hAnsi="Times New Roman" w:cs="Times New Roman"/>
+          <w:kern w:val="0"/>
+          <w:sz w:val="24"/>
+          <w:szCs w:val="24"/>
+          <w:lang w:eastAsia="fr-FR"/>
+          <w14:ligatures w14:val="none"/>
+        </w:rPr>
+        <w:t>Executé</w:t>
+      </w:r>
+      <w:proofErr w:type="spellEnd"/>
+      <w:r>
+        <w:rPr>
+          <w:rFonts w:ascii="Times New Roman" w:eastAsia="Times New Roman" w:hAnsi="Times New Roman" w:cs="Times New Roman"/>
+          <w:kern w:val="0"/>
+          <w:sz w:val="24"/>
+          <w:szCs w:val="24"/>
+          <w:lang w:eastAsia="fr-FR"/>
+          <w14:ligatures w14:val="none"/>
+        </w:rPr>
+        <w:t xml:space="preserve"> tous les soirs à 2h du matin</w:t>
+      </w:r>
+      <w:r>
+        <w:rPr>
+          <w:rFonts w:ascii="Times New Roman" w:eastAsia="Times New Roman" w:hAnsi="Times New Roman" w:cs="Times New Roman"/>
+          <w:kern w:val="0"/>
+          <w:sz w:val="24"/>
+          <w:szCs w:val="24"/>
+          <w:lang w:eastAsia="fr-FR"/>
+          <w14:ligatures w14:val="none"/>
+        </w:rPr>
+        <w:t xml:space="preserve"> (</w:t>
+      </w:r>
+      <w:proofErr w:type="spellStart"/>
+      <w:r>
+        <w:rPr>
+          <w:rFonts w:ascii="Times New Roman" w:eastAsia="Times New Roman" w:hAnsi="Times New Roman" w:cs="Times New Roman"/>
+          <w:kern w:val="0"/>
+          <w:sz w:val="24"/>
+          <w:szCs w:val="24"/>
+          <w:lang w:eastAsia="fr-FR"/>
+          <w14:ligatures w14:val="none"/>
+        </w:rPr>
+        <w:t>crontab</w:t>
+      </w:r>
+      <w:proofErr w:type="spellEnd"/>
+      <w:r>
+        <w:rPr>
+          <w:rFonts w:ascii="Times New Roman" w:eastAsia="Times New Roman" w:hAnsi="Times New Roman" w:cs="Times New Roman"/>
+          <w:kern w:val="0"/>
+          <w:sz w:val="24"/>
+          <w:szCs w:val="24"/>
+          <w:lang w:eastAsia="fr-FR"/>
+          <w14:ligatures w14:val="none"/>
+        </w:rPr>
+        <w:t>)</w:t>
       </w:r>
     </w:p>
     <w:p>
@@ -3576,7 +4324,7 @@
 </file>
 
 <file path=word/numbering.xml><?xml version="1.0" encoding="utf-8"?>
-<w:numbering xmlns:wpc="http://schemas.microsoft.com/office/word/2010/wordprocessingCanvas" xmlns:cx="http://schemas.microsoft.com/office/drawing/2014/chartex" xmlns:cx1="http://schemas.microsoft.com/office/drawing/2015/9/8/chartex" xmlns:cx2="http://schemas.microsoft.com/office/drawing/2015/10/21/chartex" xmlns:cx3="http://schemas.microsoft.com/office/drawing/2016/5/9/chartex" xmlns:cx4="http://schemas.microsoft.com/office/drawing/2016/5/10/chartex" xmlns:cx5="http://schemas.microsoft.com/office/drawing/2016/5/11/chartex" xmlns:cx6="http://schemas.microsoft.com/office/drawing/2016/5/12/chartex" xmlns:cx7="http://schemas.microsoft.com/office/drawing/2016/5/13/chartex" xmlns:cx8="http://schemas.microsoft.com/office/drawing/2016/5/14/chartex" xmlns:mc="http://schemas.openxmlformats.org/markup-compatibility/2006" xmlns:aink="http://schemas.microsoft.com/office/drawing/2016/ink" xmlns:am3d="http://schemas.microsoft.com/office/drawing/2017/model3d" xmlns:o="urn:schemas-microsoft-com:office:office" xmlns:oel="http://schemas.microsoft.com/office/2019/extlst" xmlns:r="http://schemas.openxmlformats.org/officeDocument/2006/relationships" xmlns:m="http://schemas.openxmlformats.org/officeDocument/2006/math" xmlns:v="urn:schemas-microsoft-com:vml" xmlns:wp14="http://schemas.microsoft.com/office/word/2010/wordprocessingDrawing" xmlns:wp="http://schemas.openxmlformats.org/drawingml/2006/wordprocessingDrawing" xmlns:w10="urn:schemas-microsoft-com:office:word" xmlns:w="http://schemas.openxmlformats.org/wordprocessingml/2006/main" xmlns:w14="http://schemas.microsoft.com/office/word/2010/wordml" xmlns:w15="http://schemas.microsoft.com/office/word/2012/wordml" xmlns:w16cex="http://schemas.microsoft.com/office/word/2018/wordml/cex" xmlns:w16cid="http://schemas.microsoft.com/office/word/2016/wordml/cid" xmlns:w16="http://schemas.microsoft.com/office/word/2018/wordml" xmlns:w16du="http://schemas.microsoft.com/office/word/2023/wordml/word16du" xmlns:w16sdtdh="http://schemas.microsoft.com/office/word/2020/wordml/sdtdatahash" xmlns:w16se="http://schemas.microsoft.com/office/word/2015/wordml/symex" xmlns:wpg="http://schemas.microsoft.com/office/word/2010/wordprocessingGroup" xmlns:wpi="http://schemas.microsoft.com/office/word/2010/wordprocessingInk" xmlns:wne="http://schemas.microsoft.com/office/word/2006/wordml" xmlns:wps="http://schemas.microsoft.com/office/word/2010/wordprocessingShape" mc:Ignorable="w14 w15 w16se w16cid w16 w16cex w16sdtdh w16du wp14">
+<w:numbering xmlns:wpc="http://schemas.microsoft.com/office/word/2010/wordprocessingCanvas" xmlns:cx="http://schemas.microsoft.com/office/drawing/2014/chartex" xmlns:cx1="http://schemas.microsoft.com/office/drawing/2015/9/8/chartex" xmlns:cx2="http://schemas.microsoft.com/office/drawing/2015/10/21/chartex" xmlns:cx3="http://schemas.microsoft.com/office/drawing/2016/5/9/chartex" xmlns:cx4="http://schemas.microsoft.com/office/drawing/2016/5/10/chartex" xmlns:cx5="http://schemas.microsoft.com/office/drawing/2016/5/11/chartex" xmlns:cx6="http://schemas.microsoft.com/office/drawing/2016/5/12/chartex" xmlns:cx7="http://schemas.microsoft.com/office/drawing/2016/5/13/chartex" xmlns:cx8="http://schemas.microsoft.com/office/drawing/2016/5/14/chartex" xmlns:mc="http://schemas.openxmlformats.org/markup-compatibility/2006" xmlns:aink="http://schemas.microsoft.com/office/drawing/2016/ink" xmlns:am3d="http://schemas.microsoft.com/office/drawing/2017/model3d" xmlns:o="urn:schemas-microsoft-com:office:office" xmlns:oel="http://schemas.microsoft.com/office/2019/extlst" xmlns:r="http://schemas.openxmlformats.org/officeDocument/2006/relationships" xmlns:m="http://schemas.openxmlformats.org/officeDocument/2006/math" xmlns:v="urn:schemas-microsoft-com:vml" xmlns:wp14="http://schemas.microsoft.com/office/word/2010/wordprocessingDrawing" xmlns:wp="http://schemas.openxmlformats.org/drawingml/2006/wordprocessingDrawing" xmlns:w10="urn:schemas-microsoft-com:office:word" xmlns:w="http://schemas.openxmlformats.org/wordprocessingml/2006/main" xmlns:w14="http://schemas.microsoft.com/office/word/2010/wordml" xmlns:w15="http://schemas.microsoft.com/office/word/2012/wordml" xmlns:w16cex="http://schemas.microsoft.com/office/word/2018/wordml/cex" xmlns:w16cid="http://schemas.microsoft.com/office/word/2016/wordml/cid" xmlns:w16="http://schemas.microsoft.com/office/word/2018/wordml" xmlns:w16du="http://schemas.microsoft.com/office/word/2023/wordml/word16du" xmlns:w16sdtdh="http://schemas.microsoft.com/office/word/2020/wordml/sdtdatahash" xmlns:w16sdtfl="http://schemas.microsoft.com/office/word/2024/wordml/sdtformatlock" xmlns:w16se="http://schemas.microsoft.com/office/word/2015/wordml/symex" xmlns:wpg="http://schemas.microsoft.com/office/word/2010/wordprocessingGroup" xmlns:wpi="http://schemas.microsoft.com/office/word/2010/wordprocessingInk" xmlns:wne="http://schemas.microsoft.com/office/word/2006/wordml" xmlns:wps="http://schemas.microsoft.com/office/word/2010/wordprocessingShape" mc:Ignorable="w14 w15 w16se w16cid w16 w16cex w16sdtdh w16sdtfl w16du wp14">
   <w:abstractNum w:abstractNumId="0" w15:restartNumberingAfterBreak="0">
     <w:nsid w:val="045434E8"/>
     <w:multiLevelType w:val="multilevel"/>
@@ -7048,7 +7796,7 @@
 </file>
 
 <file path=word/styles.xml><?xml version="1.0" encoding="utf-8"?>
-<w:styles xmlns:mc="http://schemas.openxmlformats.org/markup-compatibility/2006" xmlns:r="http://schemas.openxmlformats.org/officeDocument/2006/relationships" xmlns:w="http://schemas.openxmlformats.org/wordprocessingml/2006/main" xmlns:w14="http://schemas.microsoft.com/office/word/2010/wordml" xmlns:w15="http://schemas.microsoft.com/office/word/2012/wordml" xmlns:w16cex="http://schemas.microsoft.com/office/word/2018/wordml/cex" xmlns:w16cid="http://schemas.microsoft.com/office/word/2016/wordml/cid" xmlns:w16="http://schemas.microsoft.com/office/word/2018/wordml" xmlns:w16du="http://schemas.microsoft.com/office/word/2023/wordml/word16du" xmlns:w16sdtdh="http://schemas.microsoft.com/office/word/2020/wordml/sdtdatahash" xmlns:w16se="http://schemas.microsoft.com/office/word/2015/wordml/symex" mc:Ignorable="w14 w15 w16se w16cid w16 w16cex w16sdtdh w16du">
+<w:styles xmlns:mc="http://schemas.openxmlformats.org/markup-compatibility/2006" xmlns:r="http://schemas.openxmlformats.org/officeDocument/2006/relationships" xmlns:w="http://schemas.openxmlformats.org/wordprocessingml/2006/main" xmlns:w14="http://schemas.microsoft.com/office/word/2010/wordml" xmlns:w15="http://schemas.microsoft.com/office/word/2012/wordml" xmlns:w16cex="http://schemas.microsoft.com/office/word/2018/wordml/cex" xmlns:w16cid="http://schemas.microsoft.com/office/word/2016/wordml/cid" xmlns:w16="http://schemas.microsoft.com/office/word/2018/wordml" xmlns:w16du="http://schemas.microsoft.com/office/word/2023/wordml/word16du" xmlns:w16sdtdh="http://schemas.microsoft.com/office/word/2020/wordml/sdtdatahash" xmlns:w16sdtfl="http://schemas.microsoft.com/office/word/2024/wordml/sdtformatlock" xmlns:w16se="http://schemas.microsoft.com/office/word/2015/wordml/symex" mc:Ignorable="w14 w15 w16se w16cid w16 w16cex w16sdtdh w16sdtfl w16du">
   <w:docDefaults>
     <w:rPrDefault>
       <w:rPr>
